--- a/docs/RESEARCH_PROPOSAL_PLAIN_ENGLISH.docx
+++ b/docs/RESEARCH_PROPOSAL_PLAIN_ENGLISH.docx
@@ -1094,23 +1094,7 @@
         <w:pStyle w:val="ListBullet"/>
       </w:pPr>
       <w:r>
-        <w:t>The larger-photograph comparison is being completed for DDR, APTOS 2019, IDRiD.</w:t>
-      </w:r>
-    </w:p>
-    <w:p>
-      <w:pPr>
-        <w:pStyle w:val="ListBullet"/>
-      </w:pPr>
-      <w:r>
         <w:t>The larger-photograph experiments have been run once each. They need repeating from different random starting points before we state them as firmly as the rest.</w:t>
-      </w:r>
-    </w:p>
-    <w:p>
-      <w:pPr>
-        <w:pStyle w:val="ListBullet"/>
-      </w:pPr>
-      <w:r>
-        <w:t>An experiment is queued to separate two possible explanations for the poor results on the largest collection: are the hospitals genuinely very different, or did we simply have fewer photographs to learn from?</w:t>
       </w:r>
     </w:p>
     <w:p>

--- a/docs/RESEARCH_PROPOSAL_PLAIN_ENGLISH.docx
+++ b/docs/RESEARCH_PROPOSAL_PLAIN_ENGLISH.docx
@@ -938,7 +938,7 @@
           <w:b w:val="0"/>
           <w:i w:val="0"/>
         </w:rPr>
-        <w:t>We had been shrinking every photograph to save computer memory. Using larger photographs instead improved results on all 4 collections we have re-run, and cut serious mistakes by between 19 and 43 out of every 100. The damage this disease causes begins as tiny spots, and shrinking the picture was rubbing them out before the program ever saw them.</w:t>
+        <w:t>We had been shrinking every photograph to save computer memory. Using larger photographs instead improved results on all 4 collections we have re-run, and cut serious mistakes by between 13 and 48 out of every 100. The damage this disease causes begins as tiny spots, and shrinking the picture was rubbing them out before the program ever saw them.</w:t>
       </w:r>
     </w:p>
     <w:p>
